--- a/EXPORTS/DOCX/published/niveau3/English/RMO.docx
+++ b/EXPORTS/DOCX/published/niveau3/English/RMO.docx
@@ -419,6 +419,7 @@
       </w:r>
       <w:r>
         <w:rPr>
+          <w:u w:val="single" w:color="0000ff"/>
           <w:rFonts w:ascii="Charis SIL Regular" w:hAnsi="Charis SIL Regular" w:eastAsia="Charis SIL Regular"/>
           <w:b w:val="0"/>
           <w:i w:val="0"/>
@@ -1420,7 +1421,65 @@
           <w:color w:val="000000"/>
           <w:sz w:val="24"/>
         </w:rPr>
-        <w:t xml:space="preserve">the museum, its history and collection. The </w:t>
+        <w:t>the museum, its his</w:t>
+      </w:r>
+      <w:r>
+        <w:rPr>
+          <w:u w:val="single" w:color="0000ff"/>
+          <w:rFonts w:ascii="Charis SIL Regular" w:hAnsi="Charis SIL Regular" w:eastAsia="Charis SIL Regular"/>
+          <w:b w:val="0"/>
+          <w:i w:val="0"/>
+          <w:color w:val="000000"/>
+          <w:sz w:val="24"/>
+        </w:rPr>
+        <w:hyperlink r:id="rId9" w:history="1">
+          <w:r>
+            <w:rPr>
+              <w:rStyle w:val="Hyperlink"/>
+            </w:rPr>
+            <w:t>tory and</w:t>
+          </w:r>
+        </w:hyperlink>
+      </w:r>
+      <w:r>
+        <w:rPr>
+          <w:u w:val="single" w:color="0000ff"/>
+          <w:rFonts w:ascii="Charis SIL Regular" w:hAnsi="Charis SIL Regular" w:eastAsia="Charis SIL Regular"/>
+          <w:b w:val="0"/>
+          <w:i w:val="0"/>
+          <w:color w:val="000000"/>
+          <w:sz w:val="24"/>
+        </w:rPr>
+        <w:t xml:space="preserve"> </w:t>
+      </w:r>
+      <w:r>
+        <w:rPr>
+          <w:u w:val="single" w:color="0000ff"/>
+          <w:rFonts w:ascii="Charis SIL Regular" w:hAnsi="Charis SIL Regular" w:eastAsia="Charis SIL Regular"/>
+          <w:b w:val="0"/>
+          <w:i w:val="0"/>
+          <w:color w:val="000000"/>
+          <w:sz w:val="24"/>
+        </w:rPr>
+        <w:hyperlink r:id="rId9" w:history="1">
+          <w:r>
+            <w:rPr>
+              <w:rStyle w:val="Hyperlink"/>
+            </w:rPr>
+            <w:t>collectio</w:t>
+          </w:r>
+        </w:hyperlink>
+      </w:r>
+      <w:r>
+        <w:rPr>
+          <w:u w:val="single" w:color="0000ff"/>
+          <w:rFonts w:ascii="Charis SIL Regular" w:hAnsi="Charis SIL Regular" w:eastAsia="Charis SIL Regular"/>
+          <w:b w:val="0"/>
+          <w:i w:val="0"/>
+          <w:color w:val="000000"/>
+          <w:sz w:val="24"/>
+        </w:rPr>
+        <w:t xml:space="preserve">n. The </w:t>
       </w:r>
       <w:r>
         <w:rPr>
@@ -1837,7 +1896,6 @@
       </w:r>
       <w:r>
         <w:rPr>
-          <w:u w:val="single" w:color="0000ff"/>
           <w:rFonts w:ascii="Charis SIL Regular" w:hAnsi="Charis SIL Regular" w:eastAsia="Charis SIL Regular"/>
           <w:b w:val="0"/>
           <w:i w:val="0"/>
@@ -3237,51 +3295,7 @@
             <w:rPr>
               <w:rStyle w:val="Hyperlink"/>
             </w:rPr>
-            <w:t>5B0%5D%5Bfield%5D=infor</w:t>
-          </w:r>
-        </w:hyperlink>
-      </w:r>
-      <w:r>
-        <w:rPr>
-          <w:rFonts w:ascii="Charis SIL Regular" w:hAnsi="Charis SIL Regular" w:eastAsia="Charis SIL Regular"/>
-          <w:b w:val="0"/>
-          <w:i w:val="0"/>
-          <w:color w:val="0000FF"/>
-          <w:sz w:val="24"/>
-        </w:rPr>
-        <w:hyperlink r:id="rId16" w:history="1">
-          <w:r>
-            <w:rPr>
-              <w:rStyle w:val="Hyperlink"/>
-            </w:rPr>
-            <w:t>m</w:t>
-          </w:r>
-        </w:hyperlink>
-      </w:r>
-      <w:r>
-        <w:rPr>
-          <w:rFonts w:ascii="Charis SIL Regular" w:hAnsi="Charis SIL Regular" w:eastAsia="Charis SIL Regular"/>
-          <w:b w:val="0"/>
-          <w:i w:val="0"/>
-          <w:color w:val="0000FF"/>
-          <w:sz w:val="24"/>
-        </w:rPr>
-        <w:t>at</w:t>
-      </w:r>
-      <w:r>
-        <w:rPr>
-          <w:rFonts w:ascii="Charis SIL Regular" w:hAnsi="Charis SIL Regular" w:eastAsia="Charis SIL Regular"/>
-          <w:b w:val="0"/>
-          <w:i w:val="0"/>
-          <w:color w:val="0000FF"/>
-          <w:sz w:val="24"/>
-        </w:rPr>
-        <w:hyperlink r:id="rId16" w:history="1">
-          <w:r>
-            <w:rPr>
-              <w:rStyle w:val="Hyperlink"/>
-            </w:rPr>
-            <w:t>ion_type&amp;fil</w:t>
+            <w:t>5B0%5D%5Bfield%5D=informa</w:t>
           </w:r>
         </w:hyperlink>
       </w:r>
@@ -3315,9 +3329,36 @@
             <w:rPr>
               <w:rStyle w:val="Hyperlink"/>
             </w:rPr>
-            <w:t>ers%5B0%5D%5Bvalues%5D%5B0</w:t>
+            <w:t>ion_type&amp;filt</w:t>
           </w:r>
         </w:hyperlink>
+      </w:r>
+      <w:r>
+        <w:rPr>
+          <w:rFonts w:ascii="Charis SIL Regular" w:hAnsi="Charis SIL Regular" w:eastAsia="Charis SIL Regular"/>
+          <w:b w:val="0"/>
+          <w:i w:val="0"/>
+          <w:color w:val="0000FF"/>
+          <w:sz w:val="24"/>
+        </w:rPr>
+        <w:hyperlink r:id="rId16" w:history="1">
+          <w:r>
+            <w:rPr>
+              <w:rStyle w:val="Hyperlink"/>
+            </w:rPr>
+            <w:t>ers%5B0%5D%5Bvalues%5D%</w:t>
+          </w:r>
+        </w:hyperlink>
+      </w:r>
+      <w:r>
+        <w:rPr>
+          <w:rFonts w:ascii="Charis SIL Regular" w:hAnsi="Charis SIL Regular" w:eastAsia="Charis SIL Regular"/>
+          <w:b w:val="0"/>
+          <w:i w:val="0"/>
+          <w:color w:val="0000FF"/>
+          <w:sz w:val="24"/>
+        </w:rPr>
+        <w:t>5B0</w:t>
       </w:r>
     </w:p>
     <w:p>
@@ -3782,7 +3823,7 @@
             <w:rPr>
               <w:rStyle w:val="Hyperlink"/>
             </w:rPr>
-            <w:t>filter</w:t>
+            <w:t>filters</w:t>
           </w:r>
         </w:hyperlink>
       </w:r>
@@ -3799,19 +3840,9 @@
             <w:rPr>
               <w:rStyle w:val="Hyperlink"/>
             </w:rPr>
-            <w:t>s</w:t>
+            <w:t>%</w:t>
           </w:r>
         </w:hyperlink>
-      </w:r>
-      <w:r>
-        <w:rPr>
-          <w:rFonts w:ascii="Charis SIL Regular" w:hAnsi="Charis SIL Regular" w:eastAsia="Charis SIL Regular"/>
-          <w:b w:val="0"/>
-          <w:i w:val="0"/>
-          <w:color w:val="0000FF"/>
-          <w:sz w:val="24"/>
-        </w:rPr>
-        <w:t>%</w:t>
       </w:r>
       <w:r>
         <w:rPr>
@@ -3826,51 +3857,7 @@
             <w:rPr>
               <w:rStyle w:val="Hyperlink"/>
             </w:rPr>
-            <w:t>5B0%5D%5Bfield%5D=inform</w:t>
-          </w:r>
-        </w:hyperlink>
-      </w:r>
-      <w:r>
-        <w:rPr>
-          <w:rFonts w:ascii="Charis SIL Regular" w:hAnsi="Charis SIL Regular" w:eastAsia="Charis SIL Regular"/>
-          <w:b w:val="0"/>
-          <w:i w:val="0"/>
-          <w:color w:val="0000FF"/>
-          <w:sz w:val="24"/>
-        </w:rPr>
-        <w:hyperlink r:id="rId16" w:history="1">
-          <w:r>
-            <w:rPr>
-              <w:rStyle w:val="Hyperlink"/>
-            </w:rPr>
-            <w:t>a</w:t>
-          </w:r>
-        </w:hyperlink>
-      </w:r>
-      <w:r>
-        <w:rPr>
-          <w:rFonts w:ascii="Charis SIL Regular" w:hAnsi="Charis SIL Regular" w:eastAsia="Charis SIL Regular"/>
-          <w:b w:val="0"/>
-          <w:i w:val="0"/>
-          <w:color w:val="0000FF"/>
-          <w:sz w:val="24"/>
-        </w:rPr>
-        <w:t>t</w:t>
-      </w:r>
-      <w:r>
-        <w:rPr>
-          <w:rFonts w:ascii="Charis SIL Regular" w:hAnsi="Charis SIL Regular" w:eastAsia="Charis SIL Regular"/>
-          <w:b w:val="0"/>
-          <w:i w:val="0"/>
-          <w:color w:val="0000FF"/>
-          <w:sz w:val="24"/>
-        </w:rPr>
-        <w:hyperlink r:id="rId16" w:history="1">
-          <w:r>
-            <w:rPr>
-              <w:rStyle w:val="Hyperlink"/>
-            </w:rPr>
-            <w:t>ion_type&amp;fil</w:t>
+            <w:t>5B0%5D%5Bfield%5D=informa</w:t>
           </w:r>
         </w:hyperlink>
       </w:r>
@@ -3904,9 +3891,36 @@
             <w:rPr>
               <w:rStyle w:val="Hyperlink"/>
             </w:rPr>
-            <w:t>ers%5B0%5D%5Bvalues%5D%5B0</w:t>
+            <w:t>ion_type&amp;filt</w:t>
           </w:r>
         </w:hyperlink>
+      </w:r>
+      <w:r>
+        <w:rPr>
+          <w:rFonts w:ascii="Charis SIL Regular" w:hAnsi="Charis SIL Regular" w:eastAsia="Charis SIL Regular"/>
+          <w:b w:val="0"/>
+          <w:i w:val="0"/>
+          <w:color w:val="0000FF"/>
+          <w:sz w:val="24"/>
+        </w:rPr>
+        <w:hyperlink r:id="rId16" w:history="1">
+          <w:r>
+            <w:rPr>
+              <w:rStyle w:val="Hyperlink"/>
+            </w:rPr>
+            <w:t>ers%5B0%5D%5Bvalues%5D%</w:t>
+          </w:r>
+        </w:hyperlink>
+      </w:r>
+      <w:r>
+        <w:rPr>
+          <w:rFonts w:ascii="Charis SIL Regular" w:hAnsi="Charis SIL Regular" w:eastAsia="Charis SIL Regular"/>
+          <w:b w:val="0"/>
+          <w:i w:val="0"/>
+          <w:color w:val="0000FF"/>
+          <w:sz w:val="24"/>
+        </w:rPr>
+        <w:t>5B0</w:t>
       </w:r>
     </w:p>
     <w:p>

--- a/EXPORTS/DOCX/published/niveau3/English/RMO.docx
+++ b/EXPORTS/DOCX/published/niveau3/English/RMO.docx
@@ -419,7 +419,6 @@
       </w:r>
       <w:r>
         <w:rPr>
-          <w:u w:val="single" w:color="0000ff"/>
           <w:rFonts w:ascii="Charis SIL Regular" w:hAnsi="Charis SIL Regular" w:eastAsia="Charis SIL Regular"/>
           <w:b w:val="0"/>
           <w:i w:val="0"/>
@@ -677,53 +676,7 @@
           <w:color w:val="000000"/>
           <w:sz w:val="24"/>
         </w:rPr>
-        <w:t>played an important role</w:t>
-      </w:r>
-      <w:r>
-        <w:rPr>
-          <w:u w:val="single" w:color="0000ff"/>
-          <w:rFonts w:ascii="Charis SIL Regular" w:hAnsi="Charis SIL Regular" w:eastAsia="Charis SIL Regular"/>
-          <w:b w:val="0"/>
-          <w:i w:val="0"/>
-          <w:color w:val="000000"/>
-          <w:sz w:val="24"/>
-        </w:rPr>
-        <w:hyperlink r:id="rId11" w:history="1">
-          <w:r>
-            <w:rPr>
-              <w:rStyle w:val="Hyperlink"/>
-            </w:rPr>
-            <w:t xml:space="preserve"> in the pr</w:t>
-          </w:r>
-        </w:hyperlink>
-      </w:r>
-      <w:r>
-        <w:rPr>
-          <w:rFonts w:ascii="Charis SIL Regular" w:hAnsi="Charis SIL Regular" w:eastAsia="Charis SIL Regular"/>
-          <w:b w:val="0"/>
-          <w:i w:val="0"/>
-          <w:color w:val="000000"/>
-          <w:sz w:val="24"/>
-        </w:rPr>
-        <w:t>ofessiona</w:t>
-      </w:r>
-      <w:r>
-        <w:rPr>
-          <w:u w:val="single" w:color="0000ff"/>
-          <w:rFonts w:ascii="Charis SIL Regular" w:hAnsi="Charis SIL Regular" w:eastAsia="Charis SIL Regular"/>
-          <w:b w:val="0"/>
-          <w:i w:val="0"/>
-          <w:color w:val="000000"/>
-          <w:sz w:val="24"/>
-        </w:rPr>
-        <w:hyperlink r:id="rId12" w:history="1">
-          <w:r>
-            <w:rPr>
-              <w:rStyle w:val="Hyperlink"/>
-            </w:rPr>
-            <w:t>lisatio</w:t>
-          </w:r>
-        </w:hyperlink>
+        <w:t>played an important role in the professionalisatio</w:t>
       </w:r>
       <w:r>
         <w:rPr>
@@ -1896,6 +1849,7 @@
       </w:r>
       <w:r>
         <w:rPr>
+          <w:u w:val="single" w:color="0000ff"/>
           <w:rFonts w:ascii="Charis SIL Regular" w:hAnsi="Charis SIL Regular" w:eastAsia="Charis SIL Regular"/>
           <w:b w:val="0"/>
           <w:i w:val="0"/>

--- a/EXPORTS/DOCX/published/niveau3/English/RMO.docx
+++ b/EXPORTS/DOCX/published/niveau3/English/RMO.docx
@@ -397,35 +397,7 @@
           <w:color w:val="000000"/>
           <w:sz w:val="24"/>
         </w:rPr>
-        <w:t>appointed professor of archaeology at Leiden University, thus als</w:t>
-      </w:r>
-      <w:r>
-        <w:rPr>
-          <w:u w:val="single" w:color="0000ff"/>
-          <w:rFonts w:ascii="Charis SIL Regular" w:hAnsi="Charis SIL Regular" w:eastAsia="Charis SIL Regular"/>
-          <w:b w:val="0"/>
-          <w:i w:val="0"/>
-          <w:color w:val="000000"/>
-          <w:sz w:val="24"/>
-        </w:rPr>
-        <w:hyperlink r:id="rId10" w:history="1">
-          <w:r>
-            <w:rPr>
-              <w:rStyle w:val="Hyperlink"/>
-            </w:rPr>
-            <w:t>o beco</w:t>
-          </w:r>
-        </w:hyperlink>
-      </w:r>
-      <w:r>
-        <w:rPr>
-          <w:rFonts w:ascii="Charis SIL Regular" w:hAnsi="Charis SIL Regular" w:eastAsia="Charis SIL Regular"/>
-          <w:b w:val="0"/>
-          <w:i w:val="0"/>
-          <w:color w:val="000000"/>
-          <w:sz w:val="24"/>
-        </w:rPr>
-        <w:t>m</w:t>
+        <w:t>appointed professor of archaeology at Leiden University, thus also becom</w:t>
       </w:r>
       <w:r>
         <w:rPr>
@@ -676,7 +648,53 @@
           <w:color w:val="000000"/>
           <w:sz w:val="24"/>
         </w:rPr>
-        <w:t>played an important role in the professionalisatio</w:t>
+        <w:t>played an important role</w:t>
+      </w:r>
+      <w:r>
+        <w:rPr>
+          <w:u w:val="single" w:color="0000ff"/>
+          <w:rFonts w:ascii="Charis SIL Regular" w:hAnsi="Charis SIL Regular" w:eastAsia="Charis SIL Regular"/>
+          <w:b w:val="0"/>
+          <w:i w:val="0"/>
+          <w:color w:val="000000"/>
+          <w:sz w:val="24"/>
+        </w:rPr>
+        <w:hyperlink r:id="rId11" w:history="1">
+          <w:r>
+            <w:rPr>
+              <w:rStyle w:val="Hyperlink"/>
+            </w:rPr>
+            <w:t xml:space="preserve"> in the pr</w:t>
+          </w:r>
+        </w:hyperlink>
+      </w:r>
+      <w:r>
+        <w:rPr>
+          <w:rFonts w:ascii="Charis SIL Regular" w:hAnsi="Charis SIL Regular" w:eastAsia="Charis SIL Regular"/>
+          <w:b w:val="0"/>
+          <w:i w:val="0"/>
+          <w:color w:val="000000"/>
+          <w:sz w:val="24"/>
+        </w:rPr>
+        <w:t>ofessiona</w:t>
+      </w:r>
+      <w:r>
+        <w:rPr>
+          <w:u w:val="single" w:color="0000ff"/>
+          <w:rFonts w:ascii="Charis SIL Regular" w:hAnsi="Charis SIL Regular" w:eastAsia="Charis SIL Regular"/>
+          <w:b w:val="0"/>
+          <w:i w:val="0"/>
+          <w:color w:val="000000"/>
+          <w:sz w:val="24"/>
+        </w:rPr>
+        <w:hyperlink r:id="rId12" w:history="1">
+          <w:r>
+            <w:rPr>
+              <w:rStyle w:val="Hyperlink"/>
+            </w:rPr>
+            <w:t>lisatio</w:t>
+          </w:r>
+        </w:hyperlink>
       </w:r>
       <w:r>
         <w:rPr>
@@ -999,79 +1017,7 @@
           <w:color w:val="000000"/>
           <w:sz w:val="24"/>
         </w:rPr>
-        <w:t xml:space="preserve">Wereldmuseum Leiden). In 2023 and 2024 several of </w:t>
-      </w:r>
-      <w:r>
-        <w:rPr>
-          <w:u w:val="single" w:color="0000ff"/>
-          <w:rFonts w:ascii="Charis SIL Regular" w:hAnsi="Charis SIL Regular" w:eastAsia="Charis SIL Regular"/>
-          <w:b w:val="0"/>
-          <w:i w:val="0"/>
-          <w:color w:val="000000"/>
-          <w:sz w:val="24"/>
-        </w:rPr>
-        <w:hyperlink r:id="rId13" w:history="1">
-          <w:r>
-            <w:rPr>
-              <w:rStyle w:val="Hyperlink"/>
-            </w:rPr>
-            <w:t>t</w:t>
-          </w:r>
-        </w:hyperlink>
-      </w:r>
-      <w:r>
-        <w:rPr>
-          <w:u w:val="single" w:color="0000ff"/>
-          <w:rFonts w:ascii="Charis SIL Regular" w:hAnsi="Charis SIL Regular" w:eastAsia="Charis SIL Regular"/>
-          <w:b w:val="0"/>
-          <w:i w:val="0"/>
-          <w:color w:val="000000"/>
-          <w:sz w:val="24"/>
-        </w:rPr>
-        <w:hyperlink r:id="rId13" w:history="1">
-          <w:r>
-            <w:rPr>
-              <w:rStyle w:val="Hyperlink"/>
-            </w:rPr>
-            <w:t>h</w:t>
-          </w:r>
-        </w:hyperlink>
-      </w:r>
-      <w:r>
-        <w:rPr>
-          <w:u w:val="single" w:color="0000ff"/>
-          <w:rFonts w:ascii="Charis SIL Regular" w:hAnsi="Charis SIL Regular" w:eastAsia="Charis SIL Regular"/>
-          <w:b w:val="0"/>
-          <w:i w:val="0"/>
-          <w:color w:val="000000"/>
-          <w:sz w:val="24"/>
-        </w:rPr>
-        <w:hyperlink r:id="rId13" w:history="1">
-          <w:r>
-            <w:rPr>
-              <w:rStyle w:val="Hyperlink"/>
-            </w:rPr>
-            <w:t>e Sin</w:t>
-          </w:r>
-        </w:hyperlink>
-      </w:r>
-      <w:r>
-        <w:rPr>
-          <w:u w:val="single" w:color="0000ff"/>
-          <w:rFonts w:ascii="Charis SIL Regular" w:hAnsi="Charis SIL Regular" w:eastAsia="Charis SIL Regular"/>
-          <w:b w:val="0"/>
-          <w:i w:val="0"/>
-          <w:color w:val="000000"/>
-          <w:sz w:val="24"/>
-        </w:rPr>
-        <w:hyperlink r:id="rId13" w:history="1">
-          <w:r>
-            <w:rPr>
-              <w:rStyle w:val="Hyperlink"/>
-            </w:rPr>
-            <w:t>ghasari statues o</w:t>
-          </w:r>
-        </w:hyperlink>
+        <w:t>Wereldmuseum Leiden). In 2023 and 2024 several of the Singhasari statues o</w:t>
       </w:r>
       <w:r>
         <w:rPr>
@@ -1849,7 +1795,6 @@
       </w:r>
       <w:r>
         <w:rPr>
-          <w:u w:val="single" w:color="0000ff"/>
           <w:rFonts w:ascii="Charis SIL Regular" w:hAnsi="Charis SIL Regular" w:eastAsia="Charis SIL Regular"/>
           <w:b w:val="0"/>
           <w:i w:val="0"/>
@@ -3215,7 +3160,7 @@
             <w:rPr>
               <w:rStyle w:val="Hyperlink"/>
             </w:rPr>
-            <w:t>filters</w:t>
+            <w:t>filter</w:t>
           </w:r>
         </w:hyperlink>
       </w:r>
@@ -3232,9 +3177,19 @@
             <w:rPr>
               <w:rStyle w:val="Hyperlink"/>
             </w:rPr>
-            <w:t>%</w:t>
+            <w:t>s</w:t>
           </w:r>
         </w:hyperlink>
+      </w:r>
+      <w:r>
+        <w:rPr>
+          <w:rFonts w:ascii="Charis SIL Regular" w:hAnsi="Charis SIL Regular" w:eastAsia="Charis SIL Regular"/>
+          <w:b w:val="0"/>
+          <w:i w:val="0"/>
+          <w:color w:val="0000FF"/>
+          <w:sz w:val="24"/>
+        </w:rPr>
+        <w:t>%</w:t>
       </w:r>
       <w:r>
         <w:rPr>
@@ -3249,7 +3204,51 @@
             <w:rPr>
               <w:rStyle w:val="Hyperlink"/>
             </w:rPr>
-            <w:t>5B0%5D%5Bfield%5D=informa</w:t>
+            <w:t>5B0%5D%5Bfield%5D=inform</w:t>
+          </w:r>
+        </w:hyperlink>
+      </w:r>
+      <w:r>
+        <w:rPr>
+          <w:rFonts w:ascii="Charis SIL Regular" w:hAnsi="Charis SIL Regular" w:eastAsia="Charis SIL Regular"/>
+          <w:b w:val="0"/>
+          <w:i w:val="0"/>
+          <w:color w:val="0000FF"/>
+          <w:sz w:val="24"/>
+        </w:rPr>
+        <w:hyperlink r:id="rId16" w:history="1">
+          <w:r>
+            <w:rPr>
+              <w:rStyle w:val="Hyperlink"/>
+            </w:rPr>
+            <w:t>a</w:t>
+          </w:r>
+        </w:hyperlink>
+      </w:r>
+      <w:r>
+        <w:rPr>
+          <w:rFonts w:ascii="Charis SIL Regular" w:hAnsi="Charis SIL Regular" w:eastAsia="Charis SIL Regular"/>
+          <w:b w:val="0"/>
+          <w:i w:val="0"/>
+          <w:color w:val="0000FF"/>
+          <w:sz w:val="24"/>
+        </w:rPr>
+        <w:t>t</w:t>
+      </w:r>
+      <w:r>
+        <w:rPr>
+          <w:rFonts w:ascii="Charis SIL Regular" w:hAnsi="Charis SIL Regular" w:eastAsia="Charis SIL Regular"/>
+          <w:b w:val="0"/>
+          <w:i w:val="0"/>
+          <w:color w:val="0000FF"/>
+          <w:sz w:val="24"/>
+        </w:rPr>
+        <w:hyperlink r:id="rId16" w:history="1">
+          <w:r>
+            <w:rPr>
+              <w:rStyle w:val="Hyperlink"/>
+            </w:rPr>
+            <w:t>ion_type&amp;fil</w:t>
           </w:r>
         </w:hyperlink>
       </w:r>
@@ -3283,36 +3282,9 @@
             <w:rPr>
               <w:rStyle w:val="Hyperlink"/>
             </w:rPr>
-            <w:t>ion_type&amp;filt</w:t>
+            <w:t>ers%5B0%5D%5Bvalues%5D%5B0</w:t>
           </w:r>
         </w:hyperlink>
-      </w:r>
-      <w:r>
-        <w:rPr>
-          <w:rFonts w:ascii="Charis SIL Regular" w:hAnsi="Charis SIL Regular" w:eastAsia="Charis SIL Regular"/>
-          <w:b w:val="0"/>
-          <w:i w:val="0"/>
-          <w:color w:val="0000FF"/>
-          <w:sz w:val="24"/>
-        </w:rPr>
-        <w:hyperlink r:id="rId16" w:history="1">
-          <w:r>
-            <w:rPr>
-              <w:rStyle w:val="Hyperlink"/>
-            </w:rPr>
-            <w:t>ers%5B0%5D%5Bvalues%5D%</w:t>
-          </w:r>
-        </w:hyperlink>
-      </w:r>
-      <w:r>
-        <w:rPr>
-          <w:rFonts w:ascii="Charis SIL Regular" w:hAnsi="Charis SIL Regular" w:eastAsia="Charis SIL Regular"/>
-          <w:b w:val="0"/>
-          <w:i w:val="0"/>
-          <w:color w:val="0000FF"/>
-          <w:sz w:val="24"/>
-        </w:rPr>
-        <w:t>5B0</w:t>
       </w:r>
     </w:p>
     <w:p>
@@ -3777,7 +3749,7 @@
             <w:rPr>
               <w:rStyle w:val="Hyperlink"/>
             </w:rPr>
-            <w:t>filters</w:t>
+            <w:t>filter</w:t>
           </w:r>
         </w:hyperlink>
       </w:r>
@@ -3794,9 +3766,19 @@
             <w:rPr>
               <w:rStyle w:val="Hyperlink"/>
             </w:rPr>
-            <w:t>%</w:t>
+            <w:t>s</w:t>
           </w:r>
         </w:hyperlink>
+      </w:r>
+      <w:r>
+        <w:rPr>
+          <w:rFonts w:ascii="Charis SIL Regular" w:hAnsi="Charis SIL Regular" w:eastAsia="Charis SIL Regular"/>
+          <w:b w:val="0"/>
+          <w:i w:val="0"/>
+          <w:color w:val="0000FF"/>
+          <w:sz w:val="24"/>
+        </w:rPr>
+        <w:t>%</w:t>
       </w:r>
       <w:r>
         <w:rPr>
@@ -3811,7 +3793,51 @@
             <w:rPr>
               <w:rStyle w:val="Hyperlink"/>
             </w:rPr>
-            <w:t>5B0%5D%5Bfield%5D=informa</w:t>
+            <w:t>5B0%5D%5Bfield%5D=inform</w:t>
+          </w:r>
+        </w:hyperlink>
+      </w:r>
+      <w:r>
+        <w:rPr>
+          <w:rFonts w:ascii="Charis SIL Regular" w:hAnsi="Charis SIL Regular" w:eastAsia="Charis SIL Regular"/>
+          <w:b w:val="0"/>
+          <w:i w:val="0"/>
+          <w:color w:val="0000FF"/>
+          <w:sz w:val="24"/>
+        </w:rPr>
+        <w:hyperlink r:id="rId16" w:history="1">
+          <w:r>
+            <w:rPr>
+              <w:rStyle w:val="Hyperlink"/>
+            </w:rPr>
+            <w:t>a</w:t>
+          </w:r>
+        </w:hyperlink>
+      </w:r>
+      <w:r>
+        <w:rPr>
+          <w:rFonts w:ascii="Charis SIL Regular" w:hAnsi="Charis SIL Regular" w:eastAsia="Charis SIL Regular"/>
+          <w:b w:val="0"/>
+          <w:i w:val="0"/>
+          <w:color w:val="0000FF"/>
+          <w:sz w:val="24"/>
+        </w:rPr>
+        <w:t>t</w:t>
+      </w:r>
+      <w:r>
+        <w:rPr>
+          <w:rFonts w:ascii="Charis SIL Regular" w:hAnsi="Charis SIL Regular" w:eastAsia="Charis SIL Regular"/>
+          <w:b w:val="0"/>
+          <w:i w:val="0"/>
+          <w:color w:val="0000FF"/>
+          <w:sz w:val="24"/>
+        </w:rPr>
+        <w:hyperlink r:id="rId16" w:history="1">
+          <w:r>
+            <w:rPr>
+              <w:rStyle w:val="Hyperlink"/>
+            </w:rPr>
+            <w:t>ion_type&amp;fil</w:t>
           </w:r>
         </w:hyperlink>
       </w:r>
@@ -3845,36 +3871,9 @@
             <w:rPr>
               <w:rStyle w:val="Hyperlink"/>
             </w:rPr>
-            <w:t>ion_type&amp;filt</w:t>
+            <w:t>ers%5B0%5D%5Bvalues%5D%5B0</w:t>
           </w:r>
         </w:hyperlink>
-      </w:r>
-      <w:r>
-        <w:rPr>
-          <w:rFonts w:ascii="Charis SIL Regular" w:hAnsi="Charis SIL Regular" w:eastAsia="Charis SIL Regular"/>
-          <w:b w:val="0"/>
-          <w:i w:val="0"/>
-          <w:color w:val="0000FF"/>
-          <w:sz w:val="24"/>
-        </w:rPr>
-        <w:hyperlink r:id="rId16" w:history="1">
-          <w:r>
-            <w:rPr>
-              <w:rStyle w:val="Hyperlink"/>
-            </w:rPr>
-            <w:t>ers%5B0%5D%5Bvalues%5D%</w:t>
-          </w:r>
-        </w:hyperlink>
-      </w:r>
-      <w:r>
-        <w:rPr>
-          <w:rFonts w:ascii="Charis SIL Regular" w:hAnsi="Charis SIL Regular" w:eastAsia="Charis SIL Regular"/>
-          <w:b w:val="0"/>
-          <w:i w:val="0"/>
-          <w:color w:val="0000FF"/>
-          <w:sz w:val="24"/>
-        </w:rPr>
-        <w:t>5B0</w:t>
       </w:r>
     </w:p>
     <w:p>
